--- a/outputs/a14/a14_metadatos.docx
+++ b/outputs/a14/a14_metadatos.docx
@@ -196,7 +196,7 @@
               <w:rPr>
                 <w:sz w:val="22"/>
               </w:rPr>
-              <w:t>2.0.0</w:t>
+              <w:t>N/A — sin numeración de versión explícita en el entregable</w:t>
             </w:r>
           </w:p>
         </w:tc>
@@ -283,7 +283,7 @@
               <w:rPr>
                 <w:sz w:val="22"/>
               </w:rPr>
-              <w:t>Regresión de serie temporal (forecasting semanal, horizonte t+16 semanas) — LSTM sobre residual de un baseline de drift</w:t>
+              <w:t>Regresión de serie temporal (forecasting semanal, horizonte t+16 semanas) — GRU sobre residual de un baseline de drift</w:t>
             </w:r>
           </w:p>
         </w:tc>
@@ -341,7 +341,7 @@
               <w:rPr>
                 <w:sz w:val="22"/>
               </w:rPr>
-              <w:t>PyTorch 2.10.0</w:t>
+              <w:t>PyTorch 2.10.0 + scikit-learn 1.8.0</w:t>
             </w:r>
           </w:p>
         </w:tc>
@@ -485,7 +485,7 @@
               <w:rPr>
                 <w:sz w:val="22"/>
               </w:rPr>
-              <w:t>lstm_model.pt</w:t>
+              <w:t>gru_model.pt</w:t>
             </w:r>
           </w:p>
         </w:tc>
@@ -511,7 +511,7 @@
               <w:rPr>
                 <w:sz w:val="22"/>
               </w:rPr>
-              <w:t>LSTM 2 capas, hidden_size=64, dropout=0.3 (60.225 parámetros) — modelo seleccionado por validación, ver estado de aceptación en el manifest</w:t>
+              <w:t>GRU 2 capas, hidden_size=64, dropout=0.3 (45.185 parámetros) — modelo seleccionado por RMSE de test, ver estado de aceptación en el manifest</w:t>
             </w:r>
           </w:p>
         </w:tc>
@@ -526,7 +526,7 @@
               <w:rPr>
                 <w:sz w:val="22"/>
               </w:rPr>
-              <w:t>preprocessing.json</w:t>
+              <w:t>final_dataset_for_modeling.csv</w:t>
             </w:r>
           </w:p>
         </w:tc>
@@ -539,7 +539,7 @@
               <w:rPr>
                 <w:sz w:val="22"/>
               </w:rPr>
-              <w:t>Scalers congelados (JSON)</w:t>
+              <w:t>Dataset de referencia (CSV)</w:t>
             </w:r>
           </w:p>
         </w:tc>
@@ -552,48 +552,7 @@
               <w:rPr>
                 <w:sz w:val="22"/>
               </w:rPr>
-              <w:t>StandardScaler de entrada (39 features) y de objetivo (residual), ajustados solo sobre train</w:t>
-            </w:r>
-          </w:p>
-        </w:tc>
-      </w:tr>
-      <w:tr>
-        <w:tc>
-          <w:tcPr>
-            <w:tcW w:type="dxa" w:w="2880"/>
-          </w:tcPr>
-          <w:p>
-            <w:r>
-              <w:rPr>
-                <w:sz w:val="22"/>
-              </w:rPr>
-              <w:t>lstm_features.json</w:t>
-            </w:r>
-          </w:p>
-        </w:tc>
-        <w:tc>
-          <w:tcPr>
-            <w:tcW w:type="dxa" w:w="2880"/>
-          </w:tcPr>
-          <w:p>
-            <w:r>
-              <w:rPr>
-                <w:sz w:val="22"/>
-              </w:rPr>
-              <w:t>Contrato de features (JSON)</w:t>
-            </w:r>
-          </w:p>
-        </w:tc>
-        <w:tc>
-          <w:tcPr>
-            <w:tcW w:type="dxa" w:w="2880"/>
-          </w:tcPr>
-          <w:p>
-            <w:r>
-              <w:rPr>
-                <w:sz w:val="22"/>
-              </w:rPr>
-              <w:t>Orden vinculante de las 39 features del modelo</w:t>
+              <w:t>Dataset bundled usado para reajustar los escaladores de entrada/objetivo en cada predicción, igual que el código original</w:t>
             </w:r>
           </w:p>
         </w:tc>
@@ -676,6 +635,34 @@
                 <w:sz w:val="22"/>
               </w:rPr>
               <w:t>2.10.0</w:t>
+            </w:r>
+          </w:p>
+        </w:tc>
+      </w:tr>
+      <w:tr>
+        <w:tc>
+          <w:tcPr>
+            <w:tcW w:type="dxa" w:w="4320"/>
+          </w:tcPr>
+          <w:p>
+            <w:r>
+              <w:rPr>
+                <w:sz w:val="22"/>
+              </w:rPr>
+              <w:t>scikit-learn</w:t>
+            </w:r>
+          </w:p>
+        </w:tc>
+        <w:tc>
+          <w:tcPr>
+            <w:tcW w:type="dxa" w:w="4320"/>
+          </w:tcPr>
+          <w:p>
+            <w:r>
+              <w:rPr>
+                <w:sz w:val="22"/>
+              </w:rPr>
+              <w:t>1.8.0</w:t>
             </w:r>
           </w:p>
         </w:tc>
